--- a/tillsyn/S 1543-2026 tillsynsbegäran.docx
+++ b/tillsyn/S 1543-2026 tillsynsbegäran.docx
@@ -494,7 +494,7 @@
     <w:r>
       <w:tab/>
       <w:tab/>
-      <w:t>2026-07-13</w:t>
+      <w:t>2026-07-14</w:t>
       <w:br/>
       <w:br/>
     </w:r>

--- a/tillsyn/S 1543-2026 tillsynsbegäran.docx
+++ b/tillsyn/S 1543-2026 tillsynsbegäran.docx
@@ -494,7 +494,7 @@
     <w:r>
       <w:tab/>
       <w:tab/>
-      <w:t>2026-07-14</w:t>
+      <w:t>2026-07-15</w:t>
       <w:br/>
       <w:br/>
     </w:r>

--- a/tillsyn/S 1543-2026 tillsynsbegäran.docx
+++ b/tillsyn/S 1543-2026 tillsynsbegäran.docx
@@ -494,7 +494,7 @@
     <w:r>
       <w:tab/>
       <w:tab/>
-      <w:t>2026-07-15</w:t>
+      <w:t>2026-07-16</w:t>
       <w:br/>
       <w:br/>
     </w:r>

--- a/tillsyn/S 1543-2026 tillsynsbegäran.docx
+++ b/tillsyn/S 1543-2026 tillsynsbegäran.docx
@@ -494,7 +494,7 @@
     <w:r>
       <w:tab/>
       <w:tab/>
-      <w:t>2026-07-16</w:t>
+      <w:t>2026-07-17</w:t>
       <w:br/>
       <w:br/>
     </w:r>

--- a/tillsyn/S 1543-2026 tillsynsbegäran.docx
+++ b/tillsyn/S 1543-2026 tillsynsbegäran.docx
@@ -494,7 +494,7 @@
     <w:r>
       <w:tab/>
       <w:tab/>
-      <w:t>2026-07-17</w:t>
+      <w:t>2026-07-18</w:t>
       <w:br/>
       <w:br/>
     </w:r>

--- a/tillsyn/S 1543-2026 tillsynsbegäran.docx
+++ b/tillsyn/S 1543-2026 tillsynsbegäran.docx
@@ -494,7 +494,7 @@
     <w:r>
       <w:tab/>
       <w:tab/>
-      <w:t>2026-07-18</w:t>
+      <w:t>2026-07-19</w:t>
       <w:br/>
       <w:br/>
     </w:r>

--- a/tillsyn/S 1543-2026 tillsynsbegäran.docx
+++ b/tillsyn/S 1543-2026 tillsynsbegäran.docx
@@ -494,7 +494,7 @@
     <w:r>
       <w:tab/>
       <w:tab/>
-      <w:t>2026-07-19</w:t>
+      <w:t>2026-07-20</w:t>
       <w:br/>
       <w:br/>
     </w:r>

--- a/tillsyn/S 1543-2026 tillsynsbegäran.docx
+++ b/tillsyn/S 1543-2026 tillsynsbegäran.docx
@@ -494,7 +494,7 @@
     <w:r>
       <w:tab/>
       <w:tab/>
-      <w:t>2026-07-20</w:t>
+      <w:t>2026-07-21</w:t>
       <w:br/>
       <w:br/>
     </w:r>

--- a/tillsyn/S 1543-2026 tillsynsbegäran.docx
+++ b/tillsyn/S 1543-2026 tillsynsbegäran.docx
@@ -494,7 +494,7 @@
     <w:r>
       <w:tab/>
       <w:tab/>
-      <w:t>2026-07-21</w:t>
+      <w:t>2026-07-22</w:t>
       <w:br/>
       <w:br/>
     </w:r>

--- a/tillsyn/S 1543-2026 tillsynsbegäran.docx
+++ b/tillsyn/S 1543-2026 tillsynsbegäran.docx
@@ -494,7 +494,7 @@
     <w:r>
       <w:tab/>
       <w:tab/>
-      <w:t>2026-07-22</w:t>
+      <w:t>2026-07-23</w:t>
       <w:br/>
       <w:br/>
     </w:r>

--- a/tillsyn/S 1543-2026 tillsynsbegäran.docx
+++ b/tillsyn/S 1543-2026 tillsynsbegäran.docx
@@ -494,7 +494,7 @@
     <w:r>
       <w:tab/>
       <w:tab/>
-      <w:t>2026-07-23</w:t>
+      <w:t>2026-07-24</w:t>
       <w:br/>
       <w:br/>
     </w:r>

--- a/tillsyn/S 1543-2026 tillsynsbegäran.docx
+++ b/tillsyn/S 1543-2026 tillsynsbegäran.docx
@@ -494,7 +494,7 @@
     <w:r>
       <w:tab/>
       <w:tab/>
-      <w:t>2026-07-24</w:t>
+      <w:t>2026-07-25</w:t>
       <w:br/>
       <w:br/>
     </w:r>

--- a/tillsyn/S 1543-2026 tillsynsbegäran.docx
+++ b/tillsyn/S 1543-2026 tillsynsbegäran.docx
@@ -494,7 +494,7 @@
     <w:r>
       <w:tab/>
       <w:tab/>
-      <w:t>2026-07-25</w:t>
+      <w:t>2026-07-26</w:t>
       <w:br/>
       <w:br/>
     </w:r>

--- a/tillsyn/S 1543-2026 tillsynsbegäran.docx
+++ b/tillsyn/S 1543-2026 tillsynsbegäran.docx
@@ -494,7 +494,7 @@
     <w:r>
       <w:tab/>
       <w:tab/>
-      <w:t>2026-07-26</w:t>
+      <w:t>2026-07-27</w:t>
       <w:br/>
       <w:br/>
     </w:r>

--- a/tillsyn/S 1543-2026 tillsynsbegäran.docx
+++ b/tillsyn/S 1543-2026 tillsynsbegäran.docx
@@ -494,7 +494,7 @@
     <w:r>
       <w:tab/>
       <w:tab/>
-      <w:t>2026-07-27</w:t>
+      <w:t>2026-07-28</w:t>
       <w:br/>
       <w:br/>
     </w:r>

--- a/tillsyn/S 1543-2026 tillsynsbegäran.docx
+++ b/tillsyn/S 1543-2026 tillsynsbegäran.docx
@@ -494,7 +494,7 @@
     <w:r>
       <w:tab/>
       <w:tab/>
-      <w:t>2026-07-28</w:t>
+      <w:t>2026-07-29</w:t>
       <w:br/>
       <w:br/>
     </w:r>

--- a/tillsyn/S 1543-2026 tillsynsbegäran.docx
+++ b/tillsyn/S 1543-2026 tillsynsbegäran.docx
@@ -494,7 +494,7 @@
     <w:r>
       <w:tab/>
       <w:tab/>
-      <w:t>2026-07-29</w:t>
+      <w:t>2026-07-30</w:t>
       <w:br/>
       <w:br/>
     </w:r>

--- a/tillsyn/S 1543-2026 tillsynsbegäran.docx
+++ b/tillsyn/S 1543-2026 tillsynsbegäran.docx
@@ -494,7 +494,7 @@
     <w:r>
       <w:tab/>
       <w:tab/>
-      <w:t>2026-07-30</w:t>
+      <w:t>2026-07-31</w:t>
       <w:br/>
       <w:br/>
     </w:r>

--- a/tillsyn/S 1543-2026 tillsynsbegäran.docx
+++ b/tillsyn/S 1543-2026 tillsynsbegäran.docx
@@ -494,7 +494,7 @@
     <w:r>
       <w:tab/>
       <w:tab/>
-      <w:t>2026-07-31</w:t>
+      <w:t>2026-08-01</w:t>
       <w:br/>
       <w:br/>
     </w:r>

--- a/tillsyn/S 1543-2026 tillsynsbegäran.docx
+++ b/tillsyn/S 1543-2026 tillsynsbegäran.docx
@@ -494,7 +494,7 @@
     <w:r>
       <w:tab/>
       <w:tab/>
-      <w:t>2026-08-01</w:t>
+      <w:t>2026-08-02</w:t>
       <w:br/>
       <w:br/>
     </w:r>

--- a/tillsyn/S 1543-2026 tillsynsbegäran.docx
+++ b/tillsyn/S 1543-2026 tillsynsbegäran.docx
@@ -494,7 +494,7 @@
     <w:r>
       <w:tab/>
       <w:tab/>
-      <w:t>2026-08-02</w:t>
+      <w:t>2026-08-03</w:t>
       <w:br/>
       <w:br/>
     </w:r>

--- a/tillsyn/S 1543-2026 tillsynsbegäran.docx
+++ b/tillsyn/S 1543-2026 tillsynsbegäran.docx
@@ -494,7 +494,7 @@
     <w:r>
       <w:tab/>
       <w:tab/>
-      <w:t>2026-08-03</w:t>
+      <w:t>2026-08-04</w:t>
       <w:br/>
       <w:br/>
     </w:r>

--- a/tillsyn/S 1543-2026 tillsynsbegäran.docx
+++ b/tillsyn/S 1543-2026 tillsynsbegäran.docx
@@ -494,7 +494,7 @@
     <w:r>
       <w:tab/>
       <w:tab/>
-      <w:t>2026-08-04</w:t>
+      <w:t>2026-08-05</w:t>
       <w:br/>
       <w:br/>
     </w:r>

--- a/tillsyn/S 1543-2026 tillsynsbegäran.docx
+++ b/tillsyn/S 1543-2026 tillsynsbegäran.docx
@@ -494,7 +494,7 @@
     <w:r>
       <w:tab/>
       <w:tab/>
-      <w:t>2026-08-05</w:t>
+      <w:t>2026-08-07</w:t>
       <w:br/>
       <w:br/>
     </w:r>

--- a/tillsyn/S 1543-2026 tillsynsbegäran.docx
+++ b/tillsyn/S 1543-2026 tillsynsbegäran.docx
@@ -494,7 +494,7 @@
     <w:r>
       <w:tab/>
       <w:tab/>
-      <w:t>2026-08-07</w:t>
+      <w:t>2026-08-08</w:t>
       <w:br/>
       <w:br/>
     </w:r>

--- a/tillsyn/S 1543-2026 tillsynsbegäran.docx
+++ b/tillsyn/S 1543-2026 tillsynsbegäran.docx
@@ -60,7 +60,7 @@
         <w:spacing w:after="240"/>
       </w:pPr>
       <w:r>
-        <w:t>Figur 1. Fyndplatser för naturvårdsarter i och inom 20 meter från samrådsanmälan. Markörer utan svart kant är placerade på fyndplatsen. Markörer med svart kant är placerade vid sidan av fyndplatsen har ett svart streck som visar fyndplatsens exakta position. Kartans mittpunktskoordinat är N 6535460, E 507099 i SWEREF 99 TM.</w:t>
+        <w:t>Figur 1. Fyndplatser för naturvårdsarter i och inom 20 meter från samrådsanmälan. Markörer utan svart kant är placerade på fyndplatsen. Markörer med svart kant är placerade vid sidan av fyndplatsen och har ett svart streck som visar fyndplatsens exakta position. Kartans mittpunktskoordinat är N 6535460, E 507099 i SWEREF 99 TM.</w:t>
       </w:r>
     </w:p>
     <w:p>
@@ -494,7 +494,7 @@
     <w:r>
       <w:tab/>
       <w:tab/>
-      <w:t>2026-08-14</w:t>
+      <w:t>2026-08-15</w:t>
       <w:br/>
       <w:br/>
     </w:r>

--- a/tillsyn/S 1543-2026 tillsynsbegäran.docx
+++ b/tillsyn/S 1543-2026 tillsynsbegäran.docx
@@ -494,7 +494,7 @@
     <w:r>
       <w:tab/>
       <w:tab/>
-      <w:t>2026-08-15</w:t>
+      <w:t>2026-08-16</w:t>
       <w:br/>
       <w:br/>
     </w:r>

--- a/tillsyn/S 1543-2026 tillsynsbegäran.docx
+++ b/tillsyn/S 1543-2026 tillsynsbegäran.docx
@@ -494,7 +494,7 @@
     <w:r>
       <w:tab/>
       <w:tab/>
-      <w:t>2026-08-16</w:t>
+      <w:t>2026-08-17</w:t>
       <w:br/>
       <w:br/>
     </w:r>

--- a/tillsyn/S 1543-2026 tillsynsbegäran.docx
+++ b/tillsyn/S 1543-2026 tillsynsbegäran.docx
@@ -494,7 +494,7 @@
     <w:r>
       <w:tab/>
       <w:tab/>
-      <w:t>2026-08-17</w:t>
+      <w:t>2026-08-18</w:t>
       <w:br/>
       <w:br/>
     </w:r>

--- a/tillsyn/S 1543-2026 tillsynsbegäran.docx
+++ b/tillsyn/S 1543-2026 tillsynsbegäran.docx
@@ -65,7 +65,7 @@
     </w:p>
     <w:p>
       <w:r>
-        <w:t>I och inom 20 meter från samrådsanmälan finns fynd av 34 naturvårdsarter, varav 23 är rödlistade, 15 är fridlysta och 2 är typiska (T): brunfläckig pärlemorfjäril (VU), mindre bastardsvärmare (VU), mindre blåvinge (VU), sexfläckig bastardsvärmare (VU), silverblåvinge (VU), silvergökbi (VU), starrgräsfjäril (VU), tornseglare (VU, §4), ängsblåvinge (VU), grönsångare (NT, §4), gulsparv (NT, §4), jungfrulin (NT), jungfrulinsfly (NT), mindre tåtelsmygare (NT), Myopa fasciata (NT), mörk bronsblomfluga (NT), silversmygare (NT), svart skogssnigel (NT), sädesärla (NT, §4), vitfläckig guldvinge (NT), älg (NT), ängsmetallvinge (NT), åkerväddsantennmal (NT), spillkråka (T, §4), tjäder (T, §4), buskskvätta (§4), fiskgjuse (§4), orre (§4), trana (§4), trädlärka (§4), törnskata (§4), vanlig groda (§6), vanlig padda (§6) och fläcknycklar (§8). Se Figur 1.</w:t>
+        <w:t>I och inom 20 meter från samrådsanmälan finns fynd av 35 naturvårdsarter, varav 24 är rödlistade, 16 är fridlysta och 2 är typiska (T): brunfläckig pärlemorfjäril (VU), mindre bastardsvärmare (VU), mindre blåvinge (VU), sexfläckig bastardsvärmare (VU), silverblåvinge (VU), silvergökbi (VU), starrgräsfjäril (VU), tornseglare (VU, §4), ängsblåvinge (VU), bivråk (NT, §4), grönsångare (NT, §4), gulsparv (NT, §4), jungfrulin (NT), jungfrulinsfly (NT), mindre tåtelsmygare (NT), Myopa fasciata (NT), mörk bronsblomfluga (NT), silversmygare (NT), svart skogssnigel (NT), sädesärla (NT, §4), vitfläckig guldvinge (NT), älg (NT), ängsmetallvinge (NT), åkerväddsantennmal (NT), spillkråka (T, §4), tjäder (T, §4), buskskvätta (§4), fiskgjuse (§4), orre (§4), trana (§4), trädlärka (§4), törnskata (§4), vanlig groda (§6), vanlig padda (§6) och fläcknycklar (§8). Se Figur 1.</w:t>
       </w:r>
     </w:p>
     <w:p>
@@ -108,6 +108,26 @@
       </w:r>
       <w:r>
         <w:t xml:space="preserve"> har minskat med 40 (30–50) % under de senaste 24 åren och minskningstakten överstiger gränsvärdet för sårbar (VU). Tornseglaren är en typisk hålhäckare som numera huvudsakligen är knuten till mänsklig bebyggelse. En mindre andel av beståndet häckar i mer ursprungliga miljöer, i första hand i gamla hackspetthål (främst spillkråkehål) och andra typer av håligheter i träd, men även i klippskrevor. I de inre delarna av de två nordligaste länen (Lappland) häckar den huvudsakligen i ren skogsmiljö, framförallt i gammal gles tallskog. För de tornseglare som häckar i träd i Norrlands inland har situationen sannolikt försämrats till följd av minskad mängd hålträd och av stora arealer tät produktionsskog. När arten förekommer i sluten skog handlar det ofta om skyddsvärda skogsmiljöer med äldre tallskog av naturskogskaraktär (SLU Artdatabanken, 2026; Skogsstyrelsen, 2016).</w:t>
+      </w:r>
+    </w:p>
+    <w:p>
+      <w:r>
+        <w:rPr>
+          <w:b/>
+        </w:rPr>
+        <w:t>Bivråk (NT, §4)</w:t>
+      </w:r>
+      <w:r>
+        <w:t xml:space="preserve"> ingår i bilaga 1 i EU:s fågeldirektiv och är prioriterad art i Skogsvårdslagen. Den har minskat med 2/3-delar sedan 1970-talet och under de senaste 30 åren har minskningstakten uppgått till 22.5 (15–30) %. Arten häckar i tät, ogallrad skog på högproduktiv mark, i södra Sverige främst i lövskogsrika trakter, i Norrland till stor del i högproduktiv granskog, Födan består av getinglarver och -puppor, men även av fågelungar och groddjur. Bivråken påverkas negativt av avverkning och omföring av lövträdsrika marker till täta produktionsskogar av barrträd samt av den allmänna "</w:t>
+      </w:r>
+      <w:r>
+        <w:rPr>
+          <w:i/>
+        </w:rPr>
+        <w:t>förtorkningen</w:t>
+      </w:r>
+      <w:r>
+        <w:t>" av landskapet genom täckdikning, dikning av skogsmark etc. Bevara lövskogar och öka andelen löv i barrskog. Gallra inte i onödan och inte alls i sumpskog. Dika inte ut vattensamlingar, sumpskogar, alkärr eller andra våta miljöer. Kring alla boplatser ska det lämnas en skyddszon vid avverkning eller andra skogliga åtgärder. Som tumregel ska skyddszonen vara så bred att boet inte syns väl från öppen mark. Minskningstakten för den svenska populationen bedöms vara nära gränsvärdet för Sårbar (VU) (SLU Artdatabanken, 2026; Skogsstyrelsen, 2016).</w:t>
       </w:r>
     </w:p>
     <w:p>
@@ -223,6 +243,76 @@
       </w:pPr>
       <w:r>
         <w:t>BILAGA 1 – Fridlysta arter</w:t>
+      </w:r>
+    </w:p>
+    <w:p>
+      <w:pPr>
+        <w:pStyle w:val="Heading1"/>
+      </w:pPr>
+      <w:r>
+        <w:t>Bivråk – ekologi samt krav på livsmiljön</w:t>
+      </w:r>
+    </w:p>
+    <w:p>
+      <w:r>
+        <w:t>Bivråk (NT, §4) ingår i bilaga 1 i EU:s fågeldirektiv och är prioriterad art i Skogsvårdslagen. Den har minskat med 2/3-delar sedan 1970-talet och under de senaste 30 åren har minskningstakten uppgått till 22.5 (15–30) %. Minskningstakten för den svenska populationen bedöms vara nära gränsvärdet för Sårbar (VU) (SLU Artdatabanken, 2026).</w:t>
+      </w:r>
+    </w:p>
+    <w:p>
+      <w:r>
+        <w:t>Arten häckar i tät, ogallrad skog på högproduktiv mark, i södra Sverige främst i lövskogsrika trakter, i Norrland till stor del i högproduktiv granskog, Födan består av getinglarver och -puppor, men även av fågelungar och groddjur. (SLU Artdatabanken, 2026).</w:t>
+      </w:r>
+    </w:p>
+    <w:p>
+      <w:r>
+        <w:t>En trolig delförklaring till minskande bivråksstammar är att det i dagens skogs- och jordbruksbygder finns ett sämre utbud av insektsrika biotoper jämfört med förhållandena för 20–40 år sedan. Minskad insektsrikedom innebär förmodligen en lägre täthet av sociala getingsamhällen och därmed sämre förutsättningar för bivråkens häckning. En allmän "</w:t>
+      </w:r>
+      <w:r>
+        <w:rPr>
+          <w:i/>
+        </w:rPr>
+        <w:t>förtorkning</w:t>
+      </w:r>
+      <w:r>
+        <w:t>" av landskapet (täckdikning, dikning av skogsmark etc.) liksom omföring av lövträdsrika marker till täta produktionsskogar av barrträd medför dessutom en försämrad förekomst av tättingar (trastar etc.) och grodor, vilket sannolikt påverkar bivråken negativt. (SLU Artdatabanken, 2026).</w:t>
+      </w:r>
+    </w:p>
+    <w:p>
+      <w:r>
+        <w:t>Bevara lövskogar och öka andelen löv i barrskog. Gallra inte i onödan och inte alls i sumpskog. Dika inte ut vattensamlingar, sumpskogar, alkärr eller andra våta miljöer. Kring alla boplatser ska det lämnas en skyddszon vid avverkning eller andra skogliga åtgärder. Som tumregel ska skyddszonen vara så bred att boet inte syns väl från öppen mark (SLU Artdatabanken, 2026; Skogsstyrelsen, 2016).</w:t>
+      </w:r>
+    </w:p>
+    <w:p>
+      <w:pPr>
+        <w:pStyle w:val="Heading2"/>
+      </w:pPr>
+      <w:r>
+        <w:t>Referenser – bivråk</w:t>
+      </w:r>
+    </w:p>
+    <w:p>
+      <w:r>
+        <w:t xml:space="preserve">Skogsstyrelsen, 2016. </w:t>
+      </w:r>
+      <w:r>
+        <w:rPr>
+          <w:i/>
+        </w:rPr>
+        <w:t>Vägledning för hänsyn till bivråk.</w:t>
+      </w:r>
+    </w:p>
+    <w:p>
+      <w:r>
+        <w:t xml:space="preserve">SLU Artdatabanken, 2026. </w:t>
+      </w:r>
+      <w:r>
+        <w:rPr>
+          <w:i/>
+        </w:rPr>
+        <w:t xml:space="preserve">Artfaktablad. Naturvård – artfakta. </w:t>
+      </w:r>
+      <w:r>
+        <w:t>SLU Artdatabanken, Uppsala</w:t>
       </w:r>
     </w:p>
     <w:p>
@@ -494,7 +584,7 @@
     <w:r>
       <w:tab/>
       <w:tab/>
-      <w:t>2026-08-18</w:t>
+      <w:t>2026-08-19</w:t>
       <w:br/>
       <w:br/>
     </w:r>

--- a/tillsyn/S 1543-2026 tillsynsbegäran.docx
+++ b/tillsyn/S 1543-2026 tillsynsbegäran.docx
@@ -584,7 +584,7 @@
     <w:r>
       <w:tab/>
       <w:tab/>
-      <w:t>2026-08-19</w:t>
+      <w:t>2026-08-20</w:t>
       <w:br/>
       <w:br/>
     </w:r>

--- a/tillsyn/S 1543-2026 tillsynsbegäran.docx
+++ b/tillsyn/S 1543-2026 tillsynsbegäran.docx
@@ -584,7 +584,7 @@
     <w:r>
       <w:tab/>
       <w:tab/>
-      <w:t>2026-08-20</w:t>
+      <w:t>2026-08-21</w:t>
       <w:br/>
       <w:br/>
     </w:r>

--- a/tillsyn/S 1543-2026 tillsynsbegäran.docx
+++ b/tillsyn/S 1543-2026 tillsynsbegäran.docx
@@ -584,7 +584,7 @@
     <w:r>
       <w:tab/>
       <w:tab/>
-      <w:t>2026-08-21</w:t>
+      <w:t>2026-08-22</w:t>
       <w:br/>
       <w:br/>
     </w:r>

--- a/tillsyn/S 1543-2026 tillsynsbegäran.docx
+++ b/tillsyn/S 1543-2026 tillsynsbegäran.docx
@@ -584,7 +584,7 @@
     <w:r>
       <w:tab/>
       <w:tab/>
-      <w:t>2026-08-22</w:t>
+      <w:t>2026-08-23</w:t>
       <w:br/>
       <w:br/>
     </w:r>

--- a/tillsyn/S 1543-2026 tillsynsbegäran.docx
+++ b/tillsyn/S 1543-2026 tillsynsbegäran.docx
@@ -584,7 +584,7 @@
     <w:r>
       <w:tab/>
       <w:tab/>
-      <w:t>2026-08-23</w:t>
+      <w:t>2026-08-24</w:t>
       <w:br/>
       <w:br/>
     </w:r>

--- a/tillsyn/S 1543-2026 tillsynsbegäran.docx
+++ b/tillsyn/S 1543-2026 tillsynsbegäran.docx
@@ -584,7 +584,7 @@
     <w:r>
       <w:tab/>
       <w:tab/>
-      <w:t>2026-08-24</w:t>
+      <w:t>2026-08-25</w:t>
       <w:br/>
       <w:br/>
     </w:r>

--- a/tillsyn/S 1543-2026 tillsynsbegäran.docx
+++ b/tillsyn/S 1543-2026 tillsynsbegäran.docx
@@ -584,7 +584,7 @@
     <w:r>
       <w:tab/>
       <w:tab/>
-      <w:t>2026-08-25</w:t>
+      <w:t>2026-08-26</w:t>
       <w:br/>
       <w:br/>
     </w:r>

--- a/tillsyn/S 1543-2026 tillsynsbegäran.docx
+++ b/tillsyn/S 1543-2026 tillsynsbegäran.docx
@@ -584,7 +584,7 @@
     <w:r>
       <w:tab/>
       <w:tab/>
-      <w:t>2026-08-26</w:t>
+      <w:t>2026-08-27</w:t>
       <w:br/>
       <w:br/>
     </w:r>

--- a/tillsyn/S 1543-2026 tillsynsbegäran.docx
+++ b/tillsyn/S 1543-2026 tillsynsbegäran.docx
@@ -584,7 +584,7 @@
     <w:r>
       <w:tab/>
       <w:tab/>
-      <w:t>2026-08-27</w:t>
+      <w:t>2026-08-28</w:t>
       <w:br/>
       <w:br/>
     </w:r>

--- a/tillsyn/S 1543-2026 tillsynsbegäran.docx
+++ b/tillsyn/S 1543-2026 tillsynsbegäran.docx
@@ -584,7 +584,7 @@
     <w:r>
       <w:tab/>
       <w:tab/>
-      <w:t>2026-08-28</w:t>
+      <w:t>2026-08-29</w:t>
       <w:br/>
       <w:br/>
     </w:r>

--- a/tillsyn/S 1543-2026 tillsynsbegäran.docx
+++ b/tillsyn/S 1543-2026 tillsynsbegäran.docx
@@ -584,7 +584,7 @@
     <w:r>
       <w:tab/>
       <w:tab/>
-      <w:t>2026-08-29</w:t>
+      <w:t>2026-08-31</w:t>
       <w:br/>
       <w:br/>
     </w:r>

--- a/tillsyn/S 1543-2026 tillsynsbegäran.docx
+++ b/tillsyn/S 1543-2026 tillsynsbegäran.docx
@@ -584,7 +584,7 @@
     <w:r>
       <w:tab/>
       <w:tab/>
-      <w:t>2026-08-31</w:t>
+      <w:t>2026-09-01</w:t>
       <w:br/>
       <w:br/>
     </w:r>

--- a/tillsyn/S 1543-2026 tillsynsbegäran.docx
+++ b/tillsyn/S 1543-2026 tillsynsbegäran.docx
@@ -584,7 +584,7 @@
     <w:r>
       <w:tab/>
       <w:tab/>
-      <w:t>2026-09-01</w:t>
+      <w:t>2026-09-02</w:t>
       <w:br/>
       <w:br/>
     </w:r>

--- a/tillsyn/S 1543-2026 tillsynsbegäran.docx
+++ b/tillsyn/S 1543-2026 tillsynsbegäran.docx
@@ -584,7 +584,7 @@
     <w:r>
       <w:tab/>
       <w:tab/>
-      <w:t>2026-09-02</w:t>
+      <w:t>2026-09-03</w:t>
       <w:br/>
       <w:br/>
     </w:r>

--- a/tillsyn/S 1543-2026 tillsynsbegäran.docx
+++ b/tillsyn/S 1543-2026 tillsynsbegäran.docx
@@ -584,7 +584,7 @@
     <w:r>
       <w:tab/>
       <w:tab/>
-      <w:t>2026-09-03</w:t>
+      <w:t>2026-09-04</w:t>
       <w:br/>
       <w:br/>
     </w:r>

--- a/tillsyn/S 1543-2026 tillsynsbegäran.docx
+++ b/tillsyn/S 1543-2026 tillsynsbegäran.docx
@@ -584,7 +584,7 @@
     <w:r>
       <w:tab/>
       <w:tab/>
-      <w:t>2026-09-04</w:t>
+      <w:t>2026-09-05</w:t>
       <w:br/>
       <w:br/>
     </w:r>

--- a/tillsyn/S 1543-2026 tillsynsbegäran.docx
+++ b/tillsyn/S 1543-2026 tillsynsbegäran.docx
@@ -584,7 +584,7 @@
     <w:r>
       <w:tab/>
       <w:tab/>
-      <w:t>2026-09-05</w:t>
+      <w:t>2026-09-06</w:t>
       <w:br/>
       <w:br/>
     </w:r>

--- a/tillsyn/S 1543-2026 tillsynsbegäran.docx
+++ b/tillsyn/S 1543-2026 tillsynsbegäran.docx
@@ -584,7 +584,7 @@
     <w:r>
       <w:tab/>
       <w:tab/>
-      <w:t>2026-09-06</w:t>
+      <w:t>2026-09-07</w:t>
       <w:br/>
       <w:br/>
     </w:r>

--- a/tillsyn/S 1543-2026 tillsynsbegäran.docx
+++ b/tillsyn/S 1543-2026 tillsynsbegäran.docx
@@ -584,7 +584,7 @@
     <w:r>
       <w:tab/>
       <w:tab/>
-      <w:t>2026-09-07</w:t>
+      <w:t>2026-09-08</w:t>
       <w:br/>
       <w:br/>
     </w:r>

--- a/tillsyn/S 1543-2026 tillsynsbegäran.docx
+++ b/tillsyn/S 1543-2026 tillsynsbegäran.docx
@@ -584,7 +584,7 @@
     <w:r>
       <w:tab/>
       <w:tab/>
-      <w:t>2026-09-08</w:t>
+      <w:t>2026-09-09</w:t>
       <w:br/>
       <w:br/>
     </w:r>

--- a/tillsyn/S 1543-2026 tillsynsbegäran.docx
+++ b/tillsyn/S 1543-2026 tillsynsbegäran.docx
@@ -584,7 +584,7 @@
     <w:r>
       <w:tab/>
       <w:tab/>
-      <w:t>2026-09-09</w:t>
+      <w:t>2026-09-10</w:t>
       <w:br/>
       <w:br/>
     </w:r>

--- a/tillsyn/S 1543-2026 tillsynsbegäran.docx
+++ b/tillsyn/S 1543-2026 tillsynsbegäran.docx
@@ -584,7 +584,7 @@
     <w:r>
       <w:tab/>
       <w:tab/>
-      <w:t>2026-09-10</w:t>
+      <w:t>2026-09-11</w:t>
       <w:br/>
       <w:br/>
     </w:r>

--- a/tillsyn/S 1543-2026 tillsynsbegäran.docx
+++ b/tillsyn/S 1543-2026 tillsynsbegäran.docx
@@ -584,7 +584,7 @@
     <w:r>
       <w:tab/>
       <w:tab/>
-      <w:t>2026-09-11</w:t>
+      <w:t>2026-09-12</w:t>
       <w:br/>
       <w:br/>
     </w:r>

--- a/tillsyn/S 1543-2026 tillsynsbegäran.docx
+++ b/tillsyn/S 1543-2026 tillsynsbegäran.docx
@@ -584,7 +584,7 @@
     <w:r>
       <w:tab/>
       <w:tab/>
-      <w:t>2026-09-12</w:t>
+      <w:t>2026-09-13</w:t>
       <w:br/>
       <w:br/>
     </w:r>
